--- a/eng/docx/21.content.docx
+++ b/eng/docx/21.content.docx
@@ -10558,19 +10558,7 @@
         <w:rPr>
           <w:lang w:val="en_US" w:bidi="en_US"/>
         </w:rPr>
-        <w:t xml:space="preserve">This final note by the editor (see “Author and Recipients” in the </w:t>
-      </w:r>
-      <w:r>
-        <w:rPr>
-          <w:lang w:val="en_US" w:bidi="en_US"/>
-        </w:rPr>
-        <w:t>Book Introduction</w:t>
-      </w:r>
-      <w:r>
-        <w:rPr>
-          <w:lang w:val="en_US" w:bidi="en_US"/>
-        </w:rPr>
-        <w:t>) shows respect for the Teacher. It urges readers to apply the Teacher's lessons and shares the editor’s conclusion from studying the Teacher (</w:t>
+        <w:t>This final note by the editor (see “Author and Recipients” in the Book Introduction) shows respect for the Teacher. It urges readers to apply the Teacher's lessons and shares the editor’s conclusion from studying the Teacher (</w:t>
       </w:r>
       <w:r>
         <w:rPr>
